--- a/Arquitetura de Dados - AWS O Poder das Palavras.docx
+++ b/Arquitetura de Dados - AWS O Poder das Palavras.docx
@@ -145,7 +145,7 @@
         <w:rPr>
           <w:rtl w:val="0"/>
         </w:rPr>
-        <w:t xml:space="preserve">Nos deparamos com as entidades Clientes, Avaliações, Pedidos, Geo, Produtos.</w:t>
+        <w:t xml:space="preserve">Nos deparamos com as entidades Clientes, Avaliações, Pedidos, ItemPedidos, Vendedores, Geo, Produtos, Aux e Pagamentos.</w:t>
       </w:r>
     </w:p>
     <w:p>
@@ -277,7 +277,7 @@
             <w:u w:val="single"/>
             <w:rtl w:val="0"/>
           </w:rPr>
-          <w:t xml:space="preserve">https://github.com/deveveryday/Projeto_Integrador_AWS_Poder_das_Palavras_Ciencia_de_Dados/blob/main/aws_shop.drawio.svg</w:t>
+          <w:t xml:space="preserve">https://github.com/deveveryday/Projeto_Integrador_AWS_Poder_das_Palavras_Ciencia_de_Dados/blob/main/Arquitetura_de_Dados_DER_aws_shop.drawio.svg</w:t>
         </w:r>
       </w:hyperlink>
       <w:r>
@@ -323,7 +323,7 @@
             <w:u w:val="single"/>
             <w:rtl w:val="0"/>
           </w:rPr>
-          <w:t xml:space="preserve">https://github.com/deveveryday/Projeto_Integrador_AWS_Poder_das_Palavras_Ciencia_de_Dados/blob/main/AWS.Bethina.xlsx</w:t>
+          <w:t xml:space="preserve">https://github.com/deveveryday/Projeto_Integrador_AWS_Poder_das_Palavras_Ciencia_de_Dados/blob/main/Arquitetura_de_dados-AWS.Bethina.xlsx</w:t>
         </w:r>
       </w:hyperlink>
       <w:r>
